--- a/test_edit.docx
+++ b/test_edit.docx
@@ -4,7 +4,21 @@
   <w:body>
     <w:p>
       <w:r>
-        <w:t>Hello world, this is a test document.</w:t>
+        <w:t xml:space="preserve">Hello world, this is a </w:t>
+      </w:r>
+      <w:commentRangeStart w:id="0"/>
+      <w:r>
+        <w:t>test document</w:t>
+      </w:r>
+      <w:commentRangeEnd w:id="0"/>
+      <w:r>
+        <w:rPr>
+          <w:rStyle w:val="CommentReference"/>
+        </w:rPr>
+        <w:commentReference w:id="0"/>
+      </w:r>
+      <w:r>
+        <w:t>.</w:t>
       </w:r>
     </w:p>
     <w:sectPr>
@@ -15,6 +29,27 @@
     </w:sectPr>
   </w:body>
 </w:document>
+</file>
+
+<file path=word/comments.xml><?xml version="1.0" encoding="utf-8"?>
+<w:comments xmlns:a="http://schemas.openxmlformats.org/drawingml/2006/main" xmlns:pic="http://schemas.openxmlformats.org/drawingml/2006/picture" xmlns:r="http://schemas.openxmlformats.org/officeDocument/2006/relationships" xmlns:w="http://schemas.openxmlformats.org/wordprocessingml/2006/main" xmlns:wp="http://schemas.openxmlformats.org/drawingml/2006/wordprocessingDrawing" xmlns:mc="http://schemas.openxmlformats.org/markup-compatibility/2006" xmlns:a14="http://schemas.microsoft.com/office/drawing/2010/main" xmlns:w14="http://schemas.microsoft.com/office/word/2010/wordml" xmlns:wpc="http://schemas.microsoft.com/office/word/2010/wordprocessingCanvas">
+  <w:comment w:id="0" w:author="Agent" w:initials="AG" w:date="2026-06-05T11:54:54Z">
+    <w:p>
+      <w:pPr>
+        <w:pStyle w:val="CommentText"/>
+      </w:pPr>
+      <w:r>
+        <w:rPr>
+          <w:rStyle w:val="CommentReference"/>
+        </w:rPr>
+        <w:annotationRef/>
+      </w:r>
+      <w:r>
+        <w:t>This is my agent comment</w:t>
+      </w:r>
+    </w:p>
+  </w:comment>
+</w:comments>
 </file>
 
 <file path=word/numbering.xml><?xml version="1.0" encoding="utf-8"?>

--- a/test_edit.docx
+++ b/test_edit.docx
@@ -33,7 +33,7 @@
 
 <file path=word/comments.xml><?xml version="1.0" encoding="utf-8"?>
 <w:comments xmlns:a="http://schemas.openxmlformats.org/drawingml/2006/main" xmlns:pic="http://schemas.openxmlformats.org/drawingml/2006/picture" xmlns:r="http://schemas.openxmlformats.org/officeDocument/2006/relationships" xmlns:w="http://schemas.openxmlformats.org/wordprocessingml/2006/main" xmlns:wp="http://schemas.openxmlformats.org/drawingml/2006/wordprocessingDrawing" xmlns:mc="http://schemas.openxmlformats.org/markup-compatibility/2006" xmlns:a14="http://schemas.microsoft.com/office/drawing/2010/main" xmlns:w14="http://schemas.microsoft.com/office/word/2010/wordml" xmlns:wpc="http://schemas.microsoft.com/office/word/2010/wordprocessingCanvas">
-  <w:comment w:id="0" w:author="Agent" w:initials="AG" w:date="2026-06-05T11:54:54Z">
+  <w:comment w:id="0" w:author="Agent" w:initials="AG" w:date="2026-06-08T22:45:12Z">
     <w:p>
       <w:pPr>
         <w:pStyle w:val="CommentText"/>

--- a/test_edit.docx
+++ b/test_edit.docx
@@ -33,7 +33,7 @@
 
 <file path=word/comments.xml><?xml version="1.0" encoding="utf-8"?>
 <w:comments xmlns:a="http://schemas.openxmlformats.org/drawingml/2006/main" xmlns:pic="http://schemas.openxmlformats.org/drawingml/2006/picture" xmlns:r="http://schemas.openxmlformats.org/officeDocument/2006/relationships" xmlns:w="http://schemas.openxmlformats.org/wordprocessingml/2006/main" xmlns:wp="http://schemas.openxmlformats.org/drawingml/2006/wordprocessingDrawing" xmlns:mc="http://schemas.openxmlformats.org/markup-compatibility/2006" xmlns:a14="http://schemas.microsoft.com/office/drawing/2010/main" xmlns:w14="http://schemas.microsoft.com/office/word/2010/wordml" xmlns:wpc="http://schemas.microsoft.com/office/word/2010/wordprocessingCanvas">
-  <w:comment w:id="0" w:author="Agent" w:initials="AG" w:date="2026-06-08T22:45:12Z">
+  <w:comment w:id="0" w:author="Agent" w:initials="AG" w:date="2026-06-11T04:30:36Z">
     <w:p>
       <w:pPr>
         <w:pStyle w:val="CommentText"/>

--- a/test_edit.docx
+++ b/test_edit.docx
@@ -33,7 +33,7 @@
 
 <file path=word/comments.xml><?xml version="1.0" encoding="utf-8"?>
 <w:comments xmlns:a="http://schemas.openxmlformats.org/drawingml/2006/main" xmlns:pic="http://schemas.openxmlformats.org/drawingml/2006/picture" xmlns:r="http://schemas.openxmlformats.org/officeDocument/2006/relationships" xmlns:w="http://schemas.openxmlformats.org/wordprocessingml/2006/main" xmlns:wp="http://schemas.openxmlformats.org/drawingml/2006/wordprocessingDrawing" xmlns:mc="http://schemas.openxmlformats.org/markup-compatibility/2006" xmlns:a14="http://schemas.microsoft.com/office/drawing/2010/main" xmlns:w14="http://schemas.microsoft.com/office/word/2010/wordml" xmlns:wpc="http://schemas.microsoft.com/office/word/2010/wordprocessingCanvas">
-  <w:comment w:id="0" w:author="Agent" w:initials="AG" w:date="2026-06-11T04:30:36Z">
+  <w:comment w:id="0" w:author="Agent" w:initials="AG" w:date="2026-06-13T02:10:33Z">
     <w:p>
       <w:pPr>
         <w:pStyle w:val="CommentText"/>

--- a/test_edit.docx
+++ b/test_edit.docx
@@ -33,7 +33,7 @@
 
 <file path=word/comments.xml><?xml version="1.0" encoding="utf-8"?>
 <w:comments xmlns:a="http://schemas.openxmlformats.org/drawingml/2006/main" xmlns:pic="http://schemas.openxmlformats.org/drawingml/2006/picture" xmlns:r="http://schemas.openxmlformats.org/officeDocument/2006/relationships" xmlns:w="http://schemas.openxmlformats.org/wordprocessingml/2006/main" xmlns:wp="http://schemas.openxmlformats.org/drawingml/2006/wordprocessingDrawing" xmlns:mc="http://schemas.openxmlformats.org/markup-compatibility/2006" xmlns:a14="http://schemas.microsoft.com/office/drawing/2010/main" xmlns:w14="http://schemas.microsoft.com/office/word/2010/wordml" xmlns:wpc="http://schemas.microsoft.com/office/word/2010/wordprocessingCanvas">
-  <w:comment w:id="0" w:author="Agent" w:initials="AG" w:date="2026-06-13T02:10:33Z">
+  <w:comment w:id="0" w:author="Agent" w:initials="AG" w:date="2026-06-15T06:39:08Z">
     <w:p>
       <w:pPr>
         <w:pStyle w:val="CommentText"/>

--- a/test_edit.docx
+++ b/test_edit.docx
@@ -33,7 +33,7 @@
 
 <file path=word/comments.xml><?xml version="1.0" encoding="utf-8"?>
 <w:comments xmlns:a="http://schemas.openxmlformats.org/drawingml/2006/main" xmlns:pic="http://schemas.openxmlformats.org/drawingml/2006/picture" xmlns:r="http://schemas.openxmlformats.org/officeDocument/2006/relationships" xmlns:w="http://schemas.openxmlformats.org/wordprocessingml/2006/main" xmlns:wp="http://schemas.openxmlformats.org/drawingml/2006/wordprocessingDrawing" xmlns:mc="http://schemas.openxmlformats.org/markup-compatibility/2006" xmlns:a14="http://schemas.microsoft.com/office/drawing/2010/main" xmlns:w14="http://schemas.microsoft.com/office/word/2010/wordml" xmlns:wpc="http://schemas.microsoft.com/office/word/2010/wordprocessingCanvas">
-  <w:comment w:id="0" w:author="Agent" w:initials="AG" w:date="2026-06-15T06:39:08Z">
+  <w:comment w:id="0" w:author="Agent" w:initials="AG" w:date="2026-06-28T13:29:08Z">
     <w:p>
       <w:pPr>
         <w:pStyle w:val="CommentText"/>

--- a/test_edit.docx
+++ b/test_edit.docx
@@ -33,7 +33,7 @@
 
 <file path=word/comments.xml><?xml version="1.0" encoding="utf-8"?>
 <w:comments xmlns:a="http://schemas.openxmlformats.org/drawingml/2006/main" xmlns:pic="http://schemas.openxmlformats.org/drawingml/2006/picture" xmlns:r="http://schemas.openxmlformats.org/officeDocument/2006/relationships" xmlns:w="http://schemas.openxmlformats.org/wordprocessingml/2006/main" xmlns:wp="http://schemas.openxmlformats.org/drawingml/2006/wordprocessingDrawing" xmlns:mc="http://schemas.openxmlformats.org/markup-compatibility/2006" xmlns:a14="http://schemas.microsoft.com/office/drawing/2010/main" xmlns:w14="http://schemas.microsoft.com/office/word/2010/wordml" xmlns:wpc="http://schemas.microsoft.com/office/word/2010/wordprocessingCanvas">
-  <w:comment w:id="0" w:author="Agent" w:initials="AG" w:date="2026-06-28T13:29:08Z">
+  <w:comment w:id="0" w:author="Agent" w:initials="AG" w:date="2026-07-12T10:02:02Z">
     <w:p>
       <w:pPr>
         <w:pStyle w:val="CommentText"/>
